--- a/new_cv.docx
+++ b/new_cv.docx
@@ -1042,6 +1042,262 @@
     </w:p>
     <w:p>
       <w:pPr>
+        <w:pStyle w:val="Heading3"/>
+      </w:pPr>
+      <w:r>
+        <w:t>Omnichannel CRM &amp; E-commerce Platform – Core Developer &amp; Architect</w:t>
+      </w:r>
+    </w:p>
+    <w:p>
+      <w:pPr>
+        <w:pStyle w:val="NormalWeb"/>
+      </w:pPr>
+      <w:hyperlink r:id="rId8" w:tgtFrame="_new" w:history="1">
+        <w:r>
+          <w:rPr>
+            <w:rStyle w:val="Hyperlink"/>
+          </w:rPr>
+          <w:t>Project Documentation</w:t>
+        </w:r>
+      </w:hyperlink>
+    </w:p>
+    <w:p>
+      <w:pPr>
+        <w:pStyle w:val="NormalWeb"/>
+      </w:pPr>
+      <w:r>
+        <w:t xml:space="preserve">I am currently developing an </w:t>
+      </w:r>
+      <w:r>
+        <w:rPr>
+          <w:rStyle w:val="Strong"/>
+        </w:rPr>
+        <w:t>Omnichannel CRM &amp; E-commerce Platform</w:t>
+      </w:r>
+      <w:r>
+        <w:t xml:space="preserve"> that unifies </w:t>
+      </w:r>
+      <w:r>
+        <w:rPr>
+          <w:rStyle w:val="Strong"/>
+        </w:rPr>
+        <w:t>WhatsApp, Messenger, and Instagram</w:t>
+      </w:r>
+      <w:r>
+        <w:t xml:space="preserve"> into a single communication dashboard, integrating </w:t>
+      </w:r>
+      <w:r>
+        <w:rPr>
+          <w:rStyle w:val="Strong"/>
+        </w:rPr>
+        <w:t>CRM workflows</w:t>
+      </w:r>
+      <w:r>
+        <w:t xml:space="preserve"> and </w:t>
+      </w:r>
+      <w:r>
+        <w:rPr>
+          <w:rStyle w:val="Strong"/>
+        </w:rPr>
+        <w:t>e-commerce features</w:t>
+      </w:r>
+      <w:r>
+        <w:t>.</w:t>
+      </w:r>
+    </w:p>
+    <w:p>
+      <w:pPr>
+        <w:pStyle w:val="NormalWeb"/>
+      </w:pPr>
+      <w:r>
+        <w:rPr>
+          <w:rStyle w:val="Strong"/>
+        </w:rPr>
+        <w:t>Key Responsibilities &amp; Highlights:</w:t>
+      </w:r>
+    </w:p>
+    <w:p>
+      <w:pPr>
+        <w:pStyle w:val="NormalWeb"/>
+        <w:numPr>
+          <w:ilvl w:val="0"/>
+          <w:numId w:val="28"/>
+        </w:numPr>
+      </w:pPr>
+      <w:r>
+        <w:rPr>
+          <w:rStyle w:val="Strong"/>
+        </w:rPr>
+        <w:t>Full-stack development &amp; architecture:</w:t>
+      </w:r>
+      <w:r>
+        <w:t xml:space="preserve"> Responsible for the complete design and implementation of both frontend and backend.</w:t>
+      </w:r>
+    </w:p>
+    <w:p>
+      <w:pPr>
+        <w:pStyle w:val="NormalWeb"/>
+        <w:numPr>
+          <w:ilvl w:val="0"/>
+          <w:numId w:val="28"/>
+        </w:numPr>
+      </w:pPr>
+      <w:r>
+        <w:rPr>
+          <w:rStyle w:val="Strong"/>
+        </w:rPr>
+        <w:t>Backend &amp; Real-time Systems:</w:t>
+      </w:r>
+      <w:r>
+        <w:t xml:space="preserve"> Built with </w:t>
+      </w:r>
+      <w:r>
+        <w:rPr>
+          <w:rStyle w:val="Strong"/>
+        </w:rPr>
+        <w:t>Laravel</w:t>
+      </w:r>
+      <w:r>
+        <w:t xml:space="preserve">, leveraging </w:t>
+      </w:r>
+      <w:r>
+        <w:rPr>
+          <w:rStyle w:val="Strong"/>
+        </w:rPr>
+        <w:t>webhooks, queues, and Laravel Reverb</w:t>
+      </w:r>
+      <w:r>
+        <w:t xml:space="preserve"> for real-time event handling and scalable message processing.</w:t>
+      </w:r>
+    </w:p>
+    <w:p>
+      <w:pPr>
+        <w:pStyle w:val="NormalWeb"/>
+        <w:numPr>
+          <w:ilvl w:val="0"/>
+          <w:numId w:val="28"/>
+        </w:numPr>
+      </w:pPr>
+      <w:r>
+        <w:rPr>
+          <w:rStyle w:val="Strong"/>
+        </w:rPr>
+        <w:t>System Design &amp; Scalability:</w:t>
+      </w:r>
+      <w:r>
+        <w:t xml:space="preserve"> Implemented </w:t>
+      </w:r>
+      <w:r>
+        <w:rPr>
+          <w:rStyle w:val="Strong"/>
+        </w:rPr>
+        <w:t>multi-tenancy</w:t>
+      </w:r>
+      <w:r>
+        <w:t xml:space="preserve">, </w:t>
+      </w:r>
+      <w:r>
+        <w:rPr>
+          <w:rStyle w:val="Strong"/>
+        </w:rPr>
+        <w:t>role-based access control (RBAC)</w:t>
+      </w:r>
+      <w:r>
+        <w:t xml:space="preserve">, and </w:t>
+      </w:r>
+      <w:r>
+        <w:rPr>
+          <w:rStyle w:val="Strong"/>
+        </w:rPr>
+        <w:t>subscription management</w:t>
+      </w:r>
+      <w:r>
+        <w:t xml:space="preserve"> for a SaaS-ready platform.</w:t>
+      </w:r>
+    </w:p>
+    <w:p>
+      <w:pPr>
+        <w:pStyle w:val="NormalWeb"/>
+        <w:numPr>
+          <w:ilvl w:val="0"/>
+          <w:numId w:val="28"/>
+        </w:numPr>
+      </w:pPr>
+      <w:r>
+        <w:rPr>
+          <w:rStyle w:val="Strong"/>
+        </w:rPr>
+        <w:t>Frontend Flexibility:</w:t>
+      </w:r>
+      <w:r>
+        <w:t xml:space="preserve"> Currently using </w:t>
+      </w:r>
+      <w:r>
+        <w:rPr>
+          <w:rStyle w:val="Strong"/>
+        </w:rPr>
+        <w:t>Blade templates</w:t>
+      </w:r>
+      <w:r>
+        <w:t xml:space="preserve">, designed with a </w:t>
+      </w:r>
+      <w:r>
+        <w:rPr>
+          <w:rStyle w:val="Strong"/>
+        </w:rPr>
+        <w:t>service strategy and interface-driven architecture</w:t>
+      </w:r>
+      <w:r>
+        <w:t xml:space="preserve">. Controllers can easily switch to </w:t>
+      </w:r>
+      <w:r>
+        <w:rPr>
+          <w:rStyle w:val="Strong"/>
+        </w:rPr>
+        <w:t>API responses</w:t>
+      </w:r>
+      <w:r>
+        <w:t xml:space="preserve">, enabling seamless migration to </w:t>
+      </w:r>
+      <w:r>
+        <w:rPr>
+          <w:rStyle w:val="Strong"/>
+        </w:rPr>
+        <w:t>React or any modern frontend framework</w:t>
+      </w:r>
+      <w:r>
+        <w:t xml:space="preserve"> without rewriting core logic.</w:t>
+      </w:r>
+    </w:p>
+    <w:p>
+      <w:pPr>
+        <w:pStyle w:val="NormalWeb"/>
+        <w:numPr>
+          <w:ilvl w:val="0"/>
+          <w:numId w:val="28"/>
+        </w:numPr>
+      </w:pPr>
+      <w:r>
+        <w:rPr>
+          <w:rStyle w:val="Strong"/>
+        </w:rPr>
+        <w:t>Phase 1 Completion:</w:t>
+      </w:r>
+      <w:r>
+        <w:t xml:space="preserve"> The </w:t>
+      </w:r>
+      <w:r>
+        <w:rPr>
+          <w:rStyle w:val="Strong"/>
+        </w:rPr>
+        <w:t>Omnichannel core module</w:t>
+      </w:r>
+      <w:r>
+        <w:t xml:space="preserve"> is nearing completion, built on my architectural design and technical documentation, establishing a robust foundation for future phases.</w:t>
+      </w:r>
+    </w:p>
+    <w:p>
+      <w:pPr>
         <w:spacing w:before="160" w:line="240" w:lineRule="auto"/>
         <w:rPr>
           <w:rFonts w:eastAsia="Times New Roman" w:cstheme="minorHAnsi"/>
@@ -1341,7 +1597,7 @@
         </w:rPr>
         <w:t xml:space="preserve">Project Link: </w:t>
       </w:r>
-      <w:hyperlink r:id="rId8" w:history="1">
+      <w:hyperlink r:id="rId9" w:history="1">
         <w:r>
           <w:rPr>
             <w:rStyle w:val="Hyperlink"/>
@@ -1488,7 +1744,7 @@
         </w:rPr>
         <w:t xml:space="preserve">Project Link: </w:t>
       </w:r>
-      <w:hyperlink r:id="rId9" w:history="1">
+      <w:hyperlink r:id="rId10" w:history="1">
         <w:r>
           <w:rPr>
             <w:rStyle w:val="Hyperlink"/>
@@ -1559,7 +1815,7 @@
         </w:rPr>
         <w:t xml:space="preserve">Agent: </w:t>
       </w:r>
-      <w:hyperlink r:id="rId10" w:history="1">
+      <w:hyperlink r:id="rId11" w:history="1">
         <w:r>
           <w:rPr>
             <w:rStyle w:val="Hyperlink"/>
@@ -1596,7 +1852,7 @@
         </w:rPr>
         <w:t xml:space="preserve">Merchant: </w:t>
       </w:r>
-      <w:hyperlink r:id="rId11" w:history="1">
+      <w:hyperlink r:id="rId12" w:history="1">
         <w:r>
           <w:rPr>
             <w:rStyle w:val="Hyperlink"/>
@@ -1666,7 +1922,7 @@
         </w:rPr>
         <w:t xml:space="preserve"> </w:t>
       </w:r>
-      <w:hyperlink r:id="rId12" w:history="1">
+      <w:hyperlink r:id="rId13" w:history="1">
         <w:r>
           <w:rPr>
             <w:rStyle w:val="Hyperlink"/>
@@ -1689,7 +1945,7 @@
         </w:rPr>
         <w:t xml:space="preserve">, </w:t>
       </w:r>
-      <w:hyperlink r:id="rId13" w:history="1">
+      <w:hyperlink r:id="rId14" w:history="1">
         <w:r>
           <w:rPr>
             <w:rStyle w:val="Hyperlink"/>
@@ -1712,7 +1968,7 @@
         </w:rPr>
         <w:t xml:space="preserve">, </w:t>
       </w:r>
-      <w:hyperlink r:id="rId14" w:history="1">
+      <w:hyperlink r:id="rId15" w:history="1">
         <w:r>
           <w:rPr>
             <w:rStyle w:val="Hyperlink"/>
@@ -1746,6 +2002,7 @@
           <w:sz w:val="24"/>
           <w:szCs w:val="24"/>
         </w:rPr>
+        <w:lastRenderedPageBreak/>
         <w:t>Marketlyst</w:t>
       </w:r>
       <w:proofErr w:type="spellEnd"/>
@@ -1885,7 +2142,7 @@
         </w:rPr>
         <w:t xml:space="preserve">Project Link: </w:t>
       </w:r>
-      <w:hyperlink r:id="rId15" w:history="1">
+      <w:hyperlink r:id="rId16" w:history="1">
         <w:r>
           <w:rPr>
             <w:rStyle w:val="Hyperlink"/>
@@ -1999,7 +2256,6 @@
           <w:sz w:val="28"/>
           <w:szCs w:val="28"/>
         </w:rPr>
-        <w:lastRenderedPageBreak/>
         <w:t xml:space="preserve">Training </w:t>
       </w:r>
       <w:r>
@@ -2604,6 +2860,7 @@
           <w:sz w:val="28"/>
           <w:szCs w:val="28"/>
         </w:rPr>
+        <w:lastRenderedPageBreak/>
         <w:t>Personal Info</w:t>
       </w:r>
       <w:r>
@@ -2663,18 +2920,8 @@
           <w:sz w:val="24"/>
           <w:szCs w:val="24"/>
         </w:rPr>
-        <w:t xml:space="preserve">: Noor Jaber Bhuiyan </w:t>
-      </w:r>
-      <w:proofErr w:type="spellStart"/>
-      <w:r>
-        <w:rPr>
-          <w:rFonts w:eastAsia="Times New Roman" w:cstheme="minorHAnsi"/>
-          <w:sz w:val="24"/>
-          <w:szCs w:val="24"/>
-        </w:rPr>
-        <w:t>Masud</w:t>
-      </w:r>
-      <w:proofErr w:type="spellEnd"/>
+        <w:t>: Noor Jaber Bhuiyan Masud</w:t>
+      </w:r>
     </w:p>
     <w:p>
       <w:pPr>
@@ -3017,7 +3264,7 @@
         </w:rPr>
         <w:t xml:space="preserve">: </w:t>
       </w:r>
-      <w:hyperlink r:id="rId16" w:history="1">
+      <w:hyperlink r:id="rId17" w:history="1">
         <w:r>
           <w:rPr>
             <w:rStyle w:val="Hyperlink"/>
@@ -3065,7 +3312,7 @@
         <w:tab/>
         <w:t xml:space="preserve">: </w:t>
       </w:r>
-      <w:hyperlink r:id="rId17" w:history="1">
+      <w:hyperlink r:id="rId18" w:history="1">
         <w:r>
           <w:rPr>
             <w:rStyle w:val="Hyperlink"/>
@@ -3125,7 +3372,7 @@
       <w:r>
         <w:t xml:space="preserve"> </w:t>
       </w:r>
-      <w:hyperlink r:id="rId18" w:history="1">
+      <w:hyperlink r:id="rId19" w:history="1">
         <w:r>
           <w:rPr>
             <w:rStyle w:val="Hyperlink"/>
@@ -3178,27 +3425,7 @@
           <w:lang w:val="en-AU"/>
         </w:rPr>
         <w:tab/>
-        <w:t xml:space="preserve">: Search “Jaber </w:t>
-      </w:r>
-      <w:proofErr w:type="spellStart"/>
-      <w:r>
-        <w:rPr>
-          <w:rFonts w:eastAsia="Times New Roman" w:cstheme="minorHAnsi"/>
-          <w:sz w:val="24"/>
-          <w:szCs w:val="24"/>
-          <w:lang w:val="en-AU"/>
-        </w:rPr>
-        <w:t>Masud</w:t>
-      </w:r>
-      <w:proofErr w:type="spellEnd"/>
-      <w:r>
-        <w:rPr>
-          <w:rFonts w:eastAsia="Times New Roman" w:cstheme="minorHAnsi"/>
-          <w:sz w:val="24"/>
-          <w:szCs w:val="24"/>
-          <w:lang w:val="en-AU"/>
-        </w:rPr>
-        <w:t>”</w:t>
+        <w:t>: Search “Jaber Masud”</w:t>
       </w:r>
     </w:p>
     <w:sectPr>
@@ -4114,6 +4341,155 @@
     </w:lvl>
   </w:abstractNum>
   <w:abstractNum w:abstractNumId="6" w15:restartNumberingAfterBreak="0">
+    <w:nsid w:val="18D27738"/>
+    <w:multiLevelType w:val="multilevel"/>
+    <w:tmpl w:val="DF623DD2"/>
+    <w:lvl w:ilvl="0">
+      <w:start w:val="1"/>
+      <w:numFmt w:val="bullet"/>
+      <w:lvlText w:val=""/>
+      <w:lvlJc w:val="left"/>
+      <w:pPr>
+        <w:tabs>
+          <w:tab w:val="num" w:pos="720"/>
+        </w:tabs>
+        <w:ind w:left="720" w:hanging="360"/>
+      </w:pPr>
+      <w:rPr>
+        <w:rFonts w:ascii="Symbol" w:hAnsi="Symbol" w:hint="default"/>
+        <w:sz w:val="20"/>
+      </w:rPr>
+    </w:lvl>
+    <w:lvl w:ilvl="1" w:tentative="1">
+      <w:start w:val="1"/>
+      <w:numFmt w:val="bullet"/>
+      <w:lvlText w:val="o"/>
+      <w:lvlJc w:val="left"/>
+      <w:pPr>
+        <w:tabs>
+          <w:tab w:val="num" w:pos="1440"/>
+        </w:tabs>
+        <w:ind w:left="1440" w:hanging="360"/>
+      </w:pPr>
+      <w:rPr>
+        <w:rFonts w:ascii="Courier New" w:hAnsi="Courier New" w:hint="default"/>
+        <w:sz w:val="20"/>
+      </w:rPr>
+    </w:lvl>
+    <w:lvl w:ilvl="2" w:tentative="1">
+      <w:start w:val="1"/>
+      <w:numFmt w:val="bullet"/>
+      <w:lvlText w:val=""/>
+      <w:lvlJc w:val="left"/>
+      <w:pPr>
+        <w:tabs>
+          <w:tab w:val="num" w:pos="2160"/>
+        </w:tabs>
+        <w:ind w:left="2160" w:hanging="360"/>
+      </w:pPr>
+      <w:rPr>
+        <w:rFonts w:ascii="Wingdings" w:hAnsi="Wingdings" w:hint="default"/>
+        <w:sz w:val="20"/>
+      </w:rPr>
+    </w:lvl>
+    <w:lvl w:ilvl="3" w:tentative="1">
+      <w:start w:val="1"/>
+      <w:numFmt w:val="bullet"/>
+      <w:lvlText w:val=""/>
+      <w:lvlJc w:val="left"/>
+      <w:pPr>
+        <w:tabs>
+          <w:tab w:val="num" w:pos="2880"/>
+        </w:tabs>
+        <w:ind w:left="2880" w:hanging="360"/>
+      </w:pPr>
+      <w:rPr>
+        <w:rFonts w:ascii="Wingdings" w:hAnsi="Wingdings" w:hint="default"/>
+        <w:sz w:val="20"/>
+      </w:rPr>
+    </w:lvl>
+    <w:lvl w:ilvl="4" w:tentative="1">
+      <w:start w:val="1"/>
+      <w:numFmt w:val="bullet"/>
+      <w:lvlText w:val=""/>
+      <w:lvlJc w:val="left"/>
+      <w:pPr>
+        <w:tabs>
+          <w:tab w:val="num" w:pos="3600"/>
+        </w:tabs>
+        <w:ind w:left="3600" w:hanging="360"/>
+      </w:pPr>
+      <w:rPr>
+        <w:rFonts w:ascii="Wingdings" w:hAnsi="Wingdings" w:hint="default"/>
+        <w:sz w:val="20"/>
+      </w:rPr>
+    </w:lvl>
+    <w:lvl w:ilvl="5" w:tentative="1">
+      <w:start w:val="1"/>
+      <w:numFmt w:val="bullet"/>
+      <w:lvlText w:val=""/>
+      <w:lvlJc w:val="left"/>
+      <w:pPr>
+        <w:tabs>
+          <w:tab w:val="num" w:pos="4320"/>
+        </w:tabs>
+        <w:ind w:left="4320" w:hanging="360"/>
+      </w:pPr>
+      <w:rPr>
+        <w:rFonts w:ascii="Wingdings" w:hAnsi="Wingdings" w:hint="default"/>
+        <w:sz w:val="20"/>
+      </w:rPr>
+    </w:lvl>
+    <w:lvl w:ilvl="6" w:tentative="1">
+      <w:start w:val="1"/>
+      <w:numFmt w:val="bullet"/>
+      <w:lvlText w:val=""/>
+      <w:lvlJc w:val="left"/>
+      <w:pPr>
+        <w:tabs>
+          <w:tab w:val="num" w:pos="5040"/>
+        </w:tabs>
+        <w:ind w:left="5040" w:hanging="360"/>
+      </w:pPr>
+      <w:rPr>
+        <w:rFonts w:ascii="Wingdings" w:hAnsi="Wingdings" w:hint="default"/>
+        <w:sz w:val="20"/>
+      </w:rPr>
+    </w:lvl>
+    <w:lvl w:ilvl="7" w:tentative="1">
+      <w:start w:val="1"/>
+      <w:numFmt w:val="bullet"/>
+      <w:lvlText w:val=""/>
+      <w:lvlJc w:val="left"/>
+      <w:pPr>
+        <w:tabs>
+          <w:tab w:val="num" w:pos="5760"/>
+        </w:tabs>
+        <w:ind w:left="5760" w:hanging="360"/>
+      </w:pPr>
+      <w:rPr>
+        <w:rFonts w:ascii="Wingdings" w:hAnsi="Wingdings" w:hint="default"/>
+        <w:sz w:val="20"/>
+      </w:rPr>
+    </w:lvl>
+    <w:lvl w:ilvl="8" w:tentative="1">
+      <w:start w:val="1"/>
+      <w:numFmt w:val="bullet"/>
+      <w:lvlText w:val=""/>
+      <w:lvlJc w:val="left"/>
+      <w:pPr>
+        <w:tabs>
+          <w:tab w:val="num" w:pos="6480"/>
+        </w:tabs>
+        <w:ind w:left="6480" w:hanging="360"/>
+      </w:pPr>
+      <w:rPr>
+        <w:rFonts w:ascii="Wingdings" w:hAnsi="Wingdings" w:hint="default"/>
+        <w:sz w:val="20"/>
+      </w:rPr>
+    </w:lvl>
+  </w:abstractNum>
+  <w:abstractNum w:abstractNumId="7" w15:restartNumberingAfterBreak="0">
     <w:nsid w:val="267F06CF"/>
     <w:multiLevelType w:val="multilevel"/>
     <w:tmpl w:val="D1FAFBC8"/>
@@ -4262,7 +4638,7 @@
       </w:rPr>
     </w:lvl>
   </w:abstractNum>
-  <w:abstractNum w:abstractNumId="7" w15:restartNumberingAfterBreak="0">
+  <w:abstractNum w:abstractNumId="8" w15:restartNumberingAfterBreak="0">
     <w:nsid w:val="2AE82F34"/>
     <w:multiLevelType w:val="hybridMultilevel"/>
     <w:tmpl w:val="2034CC10"/>
@@ -4375,7 +4751,7 @@
       </w:rPr>
     </w:lvl>
   </w:abstractNum>
-  <w:abstractNum w:abstractNumId="8" w15:restartNumberingAfterBreak="0">
+  <w:abstractNum w:abstractNumId="9" w15:restartNumberingAfterBreak="0">
     <w:nsid w:val="31403092"/>
     <w:multiLevelType w:val="multilevel"/>
     <w:tmpl w:val="1BF034A6"/>
@@ -4524,7 +4900,7 @@
       </w:rPr>
     </w:lvl>
   </w:abstractNum>
-  <w:abstractNum w:abstractNumId="9" w15:restartNumberingAfterBreak="0">
+  <w:abstractNum w:abstractNumId="10" w15:restartNumberingAfterBreak="0">
     <w:nsid w:val="37CC43A2"/>
     <w:multiLevelType w:val="multilevel"/>
     <w:tmpl w:val="C2ACD5FC"/>
@@ -4673,7 +5049,7 @@
       </w:rPr>
     </w:lvl>
   </w:abstractNum>
-  <w:abstractNum w:abstractNumId="10" w15:restartNumberingAfterBreak="0">
+  <w:abstractNum w:abstractNumId="11" w15:restartNumberingAfterBreak="0">
     <w:nsid w:val="3A480E87"/>
     <w:multiLevelType w:val="multilevel"/>
     <w:tmpl w:val="F89E6A10"/>
@@ -4822,7 +5198,7 @@
       </w:rPr>
     </w:lvl>
   </w:abstractNum>
-  <w:abstractNum w:abstractNumId="11" w15:restartNumberingAfterBreak="0">
+  <w:abstractNum w:abstractNumId="12" w15:restartNumberingAfterBreak="0">
     <w:nsid w:val="3B7544A1"/>
     <w:multiLevelType w:val="multilevel"/>
     <w:tmpl w:val="3C38A850"/>
@@ -4971,7 +5347,7 @@
       </w:rPr>
     </w:lvl>
   </w:abstractNum>
-  <w:abstractNum w:abstractNumId="12" w15:restartNumberingAfterBreak="0">
+  <w:abstractNum w:abstractNumId="13" w15:restartNumberingAfterBreak="0">
     <w:nsid w:val="3CD7442B"/>
     <w:multiLevelType w:val="multilevel"/>
     <w:tmpl w:val="E3C6A348"/>
@@ -5120,7 +5496,7 @@
       </w:rPr>
     </w:lvl>
   </w:abstractNum>
-  <w:abstractNum w:abstractNumId="13" w15:restartNumberingAfterBreak="0">
+  <w:abstractNum w:abstractNumId="14" w15:restartNumberingAfterBreak="0">
     <w:nsid w:val="3D56592B"/>
     <w:multiLevelType w:val="multilevel"/>
     <w:tmpl w:val="1C426144"/>
@@ -5269,7 +5645,7 @@
       </w:rPr>
     </w:lvl>
   </w:abstractNum>
-  <w:abstractNum w:abstractNumId="14" w15:restartNumberingAfterBreak="0">
+  <w:abstractNum w:abstractNumId="15" w15:restartNumberingAfterBreak="0">
     <w:nsid w:val="418D0018"/>
     <w:multiLevelType w:val="multilevel"/>
     <w:tmpl w:val="973E8984"/>
@@ -5418,7 +5794,7 @@
       </w:rPr>
     </w:lvl>
   </w:abstractNum>
-  <w:abstractNum w:abstractNumId="15" w15:restartNumberingAfterBreak="0">
+  <w:abstractNum w:abstractNumId="16" w15:restartNumberingAfterBreak="0">
     <w:nsid w:val="457C5750"/>
     <w:multiLevelType w:val="multilevel"/>
     <w:tmpl w:val="CA1E6DB6"/>
@@ -5567,7 +5943,7 @@
       </w:rPr>
     </w:lvl>
   </w:abstractNum>
-  <w:abstractNum w:abstractNumId="16" w15:restartNumberingAfterBreak="0">
+  <w:abstractNum w:abstractNumId="17" w15:restartNumberingAfterBreak="0">
     <w:nsid w:val="45825AE5"/>
     <w:multiLevelType w:val="multilevel"/>
     <w:tmpl w:val="8E36417A"/>
@@ -5716,7 +6092,7 @@
       </w:rPr>
     </w:lvl>
   </w:abstractNum>
-  <w:abstractNum w:abstractNumId="17" w15:restartNumberingAfterBreak="0">
+  <w:abstractNum w:abstractNumId="18" w15:restartNumberingAfterBreak="0">
     <w:nsid w:val="46FB4977"/>
     <w:multiLevelType w:val="multilevel"/>
     <w:tmpl w:val="6264FF7A"/>
@@ -5865,7 +6241,7 @@
       </w:rPr>
     </w:lvl>
   </w:abstractNum>
-  <w:abstractNum w:abstractNumId="18" w15:restartNumberingAfterBreak="0">
+  <w:abstractNum w:abstractNumId="19" w15:restartNumberingAfterBreak="0">
     <w:nsid w:val="4828576D"/>
     <w:multiLevelType w:val="multilevel"/>
     <w:tmpl w:val="94E6E660"/>
@@ -6014,7 +6390,7 @@
       </w:rPr>
     </w:lvl>
   </w:abstractNum>
-  <w:abstractNum w:abstractNumId="19" w15:restartNumberingAfterBreak="0">
+  <w:abstractNum w:abstractNumId="20" w15:restartNumberingAfterBreak="0">
     <w:nsid w:val="52E5753B"/>
     <w:multiLevelType w:val="multilevel"/>
     <w:tmpl w:val="51188C72"/>
@@ -6163,7 +6539,7 @@
       </w:rPr>
     </w:lvl>
   </w:abstractNum>
-  <w:abstractNum w:abstractNumId="20" w15:restartNumberingAfterBreak="0">
+  <w:abstractNum w:abstractNumId="21" w15:restartNumberingAfterBreak="0">
     <w:nsid w:val="5A0E0F31"/>
     <w:multiLevelType w:val="multilevel"/>
     <w:tmpl w:val="FC60B932"/>
@@ -6312,7 +6688,7 @@
       </w:rPr>
     </w:lvl>
   </w:abstractNum>
-  <w:abstractNum w:abstractNumId="21" w15:restartNumberingAfterBreak="0">
+  <w:abstractNum w:abstractNumId="22" w15:restartNumberingAfterBreak="0">
     <w:nsid w:val="5AF07FF3"/>
     <w:multiLevelType w:val="multilevel"/>
     <w:tmpl w:val="D5501F58"/>
@@ -6461,7 +6837,7 @@
       </w:rPr>
     </w:lvl>
   </w:abstractNum>
-  <w:abstractNum w:abstractNumId="22" w15:restartNumberingAfterBreak="0">
+  <w:abstractNum w:abstractNumId="23" w15:restartNumberingAfterBreak="0">
     <w:nsid w:val="660A6A9B"/>
     <w:multiLevelType w:val="multilevel"/>
     <w:tmpl w:val="28767E66"/>
@@ -6610,7 +6986,7 @@
       </w:rPr>
     </w:lvl>
   </w:abstractNum>
-  <w:abstractNum w:abstractNumId="23" w15:restartNumberingAfterBreak="0">
+  <w:abstractNum w:abstractNumId="24" w15:restartNumberingAfterBreak="0">
     <w:nsid w:val="67E03B88"/>
     <w:multiLevelType w:val="multilevel"/>
     <w:tmpl w:val="255EE872"/>
@@ -6759,7 +7135,7 @@
       </w:rPr>
     </w:lvl>
   </w:abstractNum>
-  <w:abstractNum w:abstractNumId="24" w15:restartNumberingAfterBreak="0">
+  <w:abstractNum w:abstractNumId="25" w15:restartNumberingAfterBreak="0">
     <w:nsid w:val="6B4C2268"/>
     <w:multiLevelType w:val="multilevel"/>
     <w:tmpl w:val="3656F784"/>
@@ -6908,7 +7284,7 @@
       </w:rPr>
     </w:lvl>
   </w:abstractNum>
-  <w:abstractNum w:abstractNumId="25" w15:restartNumberingAfterBreak="0">
+  <w:abstractNum w:abstractNumId="26" w15:restartNumberingAfterBreak="0">
     <w:nsid w:val="7B5E2731"/>
     <w:multiLevelType w:val="multilevel"/>
     <w:tmpl w:val="64F2335E"/>
@@ -7057,7 +7433,7 @@
       </w:rPr>
     </w:lvl>
   </w:abstractNum>
-  <w:abstractNum w:abstractNumId="26" w15:restartNumberingAfterBreak="0">
+  <w:abstractNum w:abstractNumId="27" w15:restartNumberingAfterBreak="0">
     <w:nsid w:val="7B85671F"/>
     <w:multiLevelType w:val="hybridMultilevel"/>
     <w:tmpl w:val="9FACFB26"/>
@@ -7201,82 +7577,85 @@
     <w:abstractNumId w:val="3"/>
   </w:num>
   <w:num w:numId="2">
-    <w:abstractNumId w:val="9"/>
+    <w:abstractNumId w:val="10"/>
   </w:num>
   <w:num w:numId="3">
-    <w:abstractNumId w:val="21"/>
+    <w:abstractNumId w:val="22"/>
   </w:num>
   <w:num w:numId="4">
-    <w:abstractNumId w:val="22"/>
+    <w:abstractNumId w:val="23"/>
   </w:num>
   <w:num w:numId="5">
-    <w:abstractNumId w:val="16"/>
+    <w:abstractNumId w:val="17"/>
   </w:num>
   <w:num w:numId="6">
-    <w:abstractNumId w:val="13"/>
+    <w:abstractNumId w:val="14"/>
   </w:num>
   <w:num w:numId="7">
     <w:abstractNumId w:val="1"/>
   </w:num>
   <w:num w:numId="8">
-    <w:abstractNumId w:val="6"/>
+    <w:abstractNumId w:val="7"/>
   </w:num>
   <w:num w:numId="9">
-    <w:abstractNumId w:val="23"/>
+    <w:abstractNumId w:val="24"/>
   </w:num>
   <w:num w:numId="10">
     <w:abstractNumId w:val="0"/>
   </w:num>
   <w:num w:numId="11">
-    <w:abstractNumId w:val="19"/>
+    <w:abstractNumId w:val="20"/>
   </w:num>
   <w:num w:numId="12">
-    <w:abstractNumId w:val="10"/>
+    <w:abstractNumId w:val="11"/>
   </w:num>
   <w:num w:numId="13">
-    <w:abstractNumId w:val="8"/>
+    <w:abstractNumId w:val="9"/>
   </w:num>
   <w:num w:numId="14">
     <w:abstractNumId w:val="4"/>
   </w:num>
   <w:num w:numId="15">
-    <w:abstractNumId w:val="17"/>
+    <w:abstractNumId w:val="18"/>
   </w:num>
   <w:num w:numId="16">
-    <w:abstractNumId w:val="14"/>
+    <w:abstractNumId w:val="15"/>
   </w:num>
   <w:num w:numId="17">
     <w:abstractNumId w:val="5"/>
   </w:num>
   <w:num w:numId="18">
-    <w:abstractNumId w:val="18"/>
+    <w:abstractNumId w:val="19"/>
   </w:num>
   <w:num w:numId="19">
-    <w:abstractNumId w:val="25"/>
+    <w:abstractNumId w:val="26"/>
   </w:num>
   <w:num w:numId="20">
     <w:abstractNumId w:val="2"/>
   </w:num>
   <w:num w:numId="21">
-    <w:abstractNumId w:val="11"/>
+    <w:abstractNumId w:val="12"/>
   </w:num>
   <w:num w:numId="22">
-    <w:abstractNumId w:val="12"/>
+    <w:abstractNumId w:val="13"/>
   </w:num>
   <w:num w:numId="23">
-    <w:abstractNumId w:val="20"/>
+    <w:abstractNumId w:val="21"/>
   </w:num>
   <w:num w:numId="24">
-    <w:abstractNumId w:val="24"/>
+    <w:abstractNumId w:val="25"/>
   </w:num>
   <w:num w:numId="25">
-    <w:abstractNumId w:val="26"/>
+    <w:abstractNumId w:val="27"/>
   </w:num>
   <w:num w:numId="26">
-    <w:abstractNumId w:val="15"/>
+    <w:abstractNumId w:val="16"/>
   </w:num>
   <w:num w:numId="27">
-    <w:abstractNumId w:val="7"/>
+    <w:abstractNumId w:val="8"/>
+  </w:num>
+  <w:num w:numId="28">
+    <w:abstractNumId w:val="6"/>
   </w:num>
 </w:numbering>
 </file>
@@ -7975,6 +8354,17 @@
       <w:u w:val="single"/>
     </w:rPr>
   </w:style>
+  <w:style w:type="character" w:styleId="Emphasis">
+    <w:name w:val="Emphasis"/>
+    <w:basedOn w:val="DefaultParagraphFont"/>
+    <w:uiPriority w:val="20"/>
+    <w:qFormat/>
+    <w:rsid w:val="00D22A93"/>
+    <w:rPr>
+      <w:i/>
+      <w:iCs/>
+    </w:rPr>
+  </w:style>
 </w:styles>
 </file>
 
